--- a/Bases de Datos II/Parciales/Parcial 1 - Administracion procedimientos y seguridad.docx
+++ b/Bases de Datos II/Parciales/Parcial 1 - Administracion procedimientos y seguridad.docx
@@ -105,7 +105,7 @@
           <w:color w:val="2B2B2B"/>
           <w:sz w:val="22"/>
         </w:rPr>
-        <w:t>Fecha: 07/09/2026  ·  Clase 5  ·  Modalidad: Presencial (síncrono)</w:t>
+        <w:t>Fecha: 21/09/2026  ·  Sesión 5 de 13  ·  Modalidad: Presencial (síncrono)</w:t>
       </w:r>
     </w:p>
     <w:p>
@@ -226,7 +226,7 @@
           <w:color w:val="2B2B2B"/>
           <w:sz w:val="22"/>
         </w:rPr>
-        <w:t>Corte 1 · Únicamente clases con fecha &lt;= 07/09/2026 (Clases 1-5):</w:t>
+        <w:t>Corte 1 (Sesiones 1-5) · Únicamente clases dictadas antes del 21/09/2026 (Clases 1, 2, 3 y 4 del material). La Clase 5 es la sesión del parcial:</w:t>
       </w:r>
     </w:p>
     <w:p>
@@ -256,7 +256,7 @@
           <w:color w:val="2B2B2B"/>
           <w:sz w:val="22"/>
         </w:rPr>
-        <w:t>Clase 1 · 10/08 · Revisión de Bases de Datos I</w:t>
+        <w:t>Clase 1 · 24/08 · Revisión de Bases de Datos I (VetCare)</w:t>
       </w:r>
     </w:p>
     <w:p>
@@ -271,7 +271,7 @@
           <w:color w:val="2B2B2B"/>
           <w:sz w:val="22"/>
         </w:rPr>
-        <w:t>Clase 2 · 17/08 · Administración de bases de datos (autónoma)</w:t>
+        <w:t>Clase 2 · 31/08 · Administración de bases de datos</w:t>
       </w:r>
     </w:p>
     <w:p>
@@ -286,7 +286,7 @@
           <w:color w:val="2B2B2B"/>
           <w:sz w:val="22"/>
         </w:rPr>
-        <w:t>Clase 3 · 24/08 · Procedimientos almacenados</w:t>
+        <w:t>Clase 3 · 07/09 · Procedimientos almacenados</w:t>
       </w:r>
     </w:p>
     <w:p>
@@ -301,7 +301,7 @@
           <w:color w:val="2B2B2B"/>
           <w:sz w:val="22"/>
         </w:rPr>
-        <w:t>Clase 4 · 31/08 · Funciones y disparadores · Seguridad y respaldo</w:t>
+        <w:t>Clase 4 · 14/09 · Funciones y disparadores · Seguridad y respaldo</w:t>
       </w:r>
     </w:p>
     <w:p>
@@ -1035,7 +1035,7 @@
           <w:color w:val="2B2B2B"/>
           <w:sz w:val="22"/>
         </w:rPr>
-        <w:t>C1. (15 pts) Escriba un procedimiento almacenado (sintaxis PL/SQL o SQL claro) sp_agendar_cita que reciba id_mascota, id_veterinario y fecha_hora, y valide que la mascota este activa (activa='S') antes de insertar la cita.</w:t>
+        <w:t>C1. (15 pts) Escriba un procedimiento almacenado (sintaxis MySQL/PostgreSQL o SQL claro) sp_registrar_prestamo que reciba id_usuario, id_equipo y valide que el equipo esté disponible antes de insertar.</w:t>
       </w:r>
     </w:p>
     <w:p>
@@ -1140,7 +1140,7 @@
           <w:color w:val="2B2B2B"/>
           <w:sz w:val="22"/>
         </w:rPr>
-        <w:t>C2. (10 pts) Proponga un trigger AFTER UPDATE sobre una tabla Cita que, cuando el estado cambie a CANCELADA, inserte un registro en Auditoria_Cita con fecha, usuario y valores relevantes.</w:t>
+        <w:t>C2. (10 pts) Proponga un trigger AFTER UPDATE sobre una tabla Prestamo que inserte un registro en Auditoria_Prestamo con fecha y valores relevantes.</w:t>
       </w:r>
     </w:p>
     <w:p>
@@ -1231,7 +1231,7 @@
           <w:color w:val="2B2B2B"/>
           <w:sz w:val="22"/>
         </w:rPr>
-        <w:t>D1. (35 pts) La clinica veterinaria VetCare pierde datos del historial clinico por un borrado accidental. Diseñe una politica minima de seguridad y respaldo:</w:t>
+        <w:t>D1. (35 pts) Una pyme pierde datos por borrado accidental. Diseñe una política mínima de seguridad y respaldo:</w:t>
       </w:r>
     </w:p>
     <w:p>

--- a/Bases de Datos II/Parciales/Parcial 1 - Administracion procedimientos y seguridad.docx
+++ b/Bases de Datos II/Parciales/Parcial 1 - Administracion procedimientos y seguridad.docx
@@ -105,7 +105,7 @@
           <w:color w:val="2B2B2B"/>
           <w:sz w:val="22"/>
         </w:rPr>
-        <w:t>Fecha: 21/09/2026  ·  Sesión 5 de 13  ·  Modalidad: Presencial (síncrono)</w:t>
+        <w:t>Fecha: 21/09/2026  ·  Sesión 5 de 13  ·  Modalidad: virtual síncrona por Google Meet</w:t>
       </w:r>
     </w:p>
     <w:p>
@@ -331,7 +331,7 @@
           <w:color w:val="2B2B2B"/>
           <w:sz w:val="22"/>
         </w:rPr>
-        <w:t>Lea con atención cada sección antes de responder. Escriba con letra clara.</w:t>
+        <w:t>Lea con atención cada sección antes de responder. Responda en este mismo documento, sobre las líneas marcadas, y entréguelo por el medio que el docente indique al abrir la sesión.</w:t>
       </w:r>
     </w:p>
     <w:p>
@@ -361,7 +361,7 @@
           <w:color w:val="2B2B2B"/>
           <w:sz w:val="22"/>
         </w:rPr>
-        <w:t>No se permite el uso de dispositivos electrónicos salvo indicación explícita del docente.</w:t>
+        <w:t>Es individual: no se permite consultar con otras personas ni compartir respuestas. El material de apoyo autorizado es el que el docente indique al abrir la sesión.</w:t>
       </w:r>
     </w:p>
     <w:p>
@@ -1025,6 +1025,21 @@
     </w:p>
     <w:p>
       <w:pPr>
+        <w:spacing w:after="120" w:before="0" w:line="240" w:lineRule="auto"/>
+        <w:jc w:val="left"/>
+      </w:pPr>
+      <w:r>
+        <w:rPr>
+          <w:rFonts w:ascii="Calibri" w:hAnsi="Calibri" w:eastAsia="Calibri"/>
+          <w:b w:val="0"/>
+          <w:color w:val="2B2B2B"/>
+          <w:sz w:val="22"/>
+        </w:rPr>
+        <w:t>El dominio de esta sección no es VetCare a propósito: se evalúa el mecanismo, no la memoria del esquema del proyecto. Asuma y declare las tablas que necesite. La sintaxis es PL/pgSQL sobre PostgreSQL, que es el motor del curso.</w:t>
+      </w:r>
+    </w:p>
+    <w:p>
+      <w:pPr>
         <w:spacing w:after="40" w:before="0" w:line="240" w:lineRule="auto"/>
         <w:jc w:val="left"/>
       </w:pPr>
@@ -1035,7 +1050,7 @@
           <w:color w:val="2B2B2B"/>
           <w:sz w:val="22"/>
         </w:rPr>
-        <w:t>C1. (15 pts) Escriba un procedimiento almacenado (sintaxis MySQL/PostgreSQL o SQL claro) sp_registrar_prestamo que reciba id_usuario, id_equipo y valide que el equipo esté disponible antes de insertar.</w:t>
+        <w:t>C1. (15 pts) Escriba un procedimiento almacenado en PL/pgSQL (PostgreSQL, el motor del curso) sp_registrar_prestamo que reciba id_usuario e id_equipo y valide que el equipo esté disponible antes de insertar.</w:t>
       </w:r>
     </w:p>
     <w:p>
@@ -1261,7 +1276,7 @@
           <w:color w:val="2B2B2B"/>
           <w:sz w:val="22"/>
         </w:rPr>
-        <w:t>b) Tipo de backup (completo/incremental/idea) y frecuencia justificada (10 pts)</w:t>
+        <w:t>b) Tipo de respaldo (lógico, físico, registro continuo de transacciones) y frecuencia justificada (10 pts)</w:t>
       </w:r>
     </w:p>
     <w:p>
